--- a/05_Schleifen/Übungen/04_stringLoops/ChristmasTree/ChristmasTree.docx
+++ b/05_Schleifen/Übungen/04_stringLoops/ChristmasTree/ChristmasTree.docx
@@ -53,7 +53,13 @@
         <w:t xml:space="preserve">- </w:t>
       </w:r>
       <w:r>
-        <w:t>die Eingabe ist so lange zu wiederholen bis eine gültige Zahl eingegeben wurde</w:t>
+        <w:t>die Eingabe ist so lange zu wiederholen</w:t>
+      </w:r>
+      <w:r>
+        <w:t>,</w:t>
+      </w:r>
+      <w:r>
+        <w:t xml:space="preserve"> bis eine gültige Zahl eingegeben wurde</w:t>
       </w:r>
       <w:r>
         <w:t>.</w:t>
@@ -130,11 +136,9 @@
       <w:r>
         <w:t xml:space="preserve"> </w:t>
       </w:r>
-      <w:proofErr w:type="spellStart"/>
       <w:r>
         <w:t>SetCursorPosition</w:t>
       </w:r>
-      <w:proofErr w:type="spellEnd"/>
     </w:p>
     <w:p>
       <w:pPr>
@@ -157,69 +161,12 @@
           <w:szCs w:val="24"/>
         </w:rPr>
       </w:pPr>
-      <w:proofErr w:type="spellStart"/>
-      <w:r>
-        <w:rPr>
-          <w:rFonts w:ascii="Courier New" w:hAnsi="Courier New" w:cs="Courier New"/>
-          <w:szCs w:val="24"/>
-        </w:rPr>
-        <w:t>Please</w:t>
-      </w:r>
-      <w:proofErr w:type="spellEnd"/>
-      <w:r>
-        <w:rPr>
-          <w:rFonts w:ascii="Courier New" w:hAnsi="Courier New" w:cs="Courier New"/>
-          <w:szCs w:val="24"/>
-        </w:rPr>
-        <w:t xml:space="preserve"> </w:t>
-      </w:r>
-      <w:proofErr w:type="spellStart"/>
-      <w:r>
-        <w:rPr>
-          <w:rFonts w:ascii="Courier New" w:hAnsi="Courier New" w:cs="Courier New"/>
-          <w:szCs w:val="24"/>
-        </w:rPr>
-        <w:t>enter</w:t>
-      </w:r>
-      <w:proofErr w:type="spellEnd"/>
-      <w:r>
-        <w:rPr>
-          <w:rFonts w:ascii="Courier New" w:hAnsi="Courier New" w:cs="Courier New"/>
-          <w:szCs w:val="24"/>
-        </w:rPr>
-        <w:t xml:space="preserve"> </w:t>
-      </w:r>
-      <w:proofErr w:type="spellStart"/>
-      <w:r>
-        <w:rPr>
-          <w:rFonts w:ascii="Courier New" w:hAnsi="Courier New" w:cs="Courier New"/>
-          <w:szCs w:val="24"/>
-        </w:rPr>
-        <w:t>the</w:t>
-      </w:r>
-      <w:proofErr w:type="spellEnd"/>
-      <w:r>
-        <w:rPr>
-          <w:rFonts w:ascii="Courier New" w:hAnsi="Courier New" w:cs="Courier New"/>
-          <w:szCs w:val="24"/>
-        </w:rPr>
-        <w:t xml:space="preserve"> </w:t>
-      </w:r>
-      <w:proofErr w:type="spellStart"/>
-      <w:r>
-        <w:rPr>
-          <w:rFonts w:ascii="Courier New" w:hAnsi="Courier New" w:cs="Courier New"/>
-          <w:szCs w:val="24"/>
-        </w:rPr>
-        <w:t>height</w:t>
-      </w:r>
-      <w:proofErr w:type="spellEnd"/>
-      <w:r>
-        <w:rPr>
-          <w:rFonts w:ascii="Courier New" w:hAnsi="Courier New" w:cs="Courier New"/>
-          <w:szCs w:val="24"/>
-        </w:rPr>
-        <w:t xml:space="preserve">: </w:t>
+      <w:r>
+        <w:rPr>
+          <w:rFonts w:ascii="Courier New" w:hAnsi="Courier New" w:cs="Courier New"/>
+          <w:szCs w:val="24"/>
+        </w:rPr>
+        <w:t xml:space="preserve">Please enter the height: </w:t>
       </w:r>
       <w:r>
         <w:rPr>
@@ -264,69 +211,12 @@
           <w:szCs w:val="24"/>
         </w:rPr>
       </w:pPr>
-      <w:proofErr w:type="spellStart"/>
-      <w:r>
-        <w:rPr>
-          <w:rFonts w:ascii="Courier New" w:hAnsi="Courier New" w:cs="Courier New"/>
-          <w:szCs w:val="24"/>
-        </w:rPr>
-        <w:t>Please</w:t>
-      </w:r>
-      <w:proofErr w:type="spellEnd"/>
-      <w:r>
-        <w:rPr>
-          <w:rFonts w:ascii="Courier New" w:hAnsi="Courier New" w:cs="Courier New"/>
-          <w:szCs w:val="24"/>
-        </w:rPr>
-        <w:t xml:space="preserve"> </w:t>
-      </w:r>
-      <w:proofErr w:type="spellStart"/>
-      <w:r>
-        <w:rPr>
-          <w:rFonts w:ascii="Courier New" w:hAnsi="Courier New" w:cs="Courier New"/>
-          <w:szCs w:val="24"/>
-        </w:rPr>
-        <w:t>enter</w:t>
-      </w:r>
-      <w:proofErr w:type="spellEnd"/>
-      <w:r>
-        <w:rPr>
-          <w:rFonts w:ascii="Courier New" w:hAnsi="Courier New" w:cs="Courier New"/>
-          <w:szCs w:val="24"/>
-        </w:rPr>
-        <w:t xml:space="preserve"> </w:t>
-      </w:r>
-      <w:proofErr w:type="spellStart"/>
-      <w:r>
-        <w:rPr>
-          <w:rFonts w:ascii="Courier New" w:hAnsi="Courier New" w:cs="Courier New"/>
-          <w:szCs w:val="24"/>
-        </w:rPr>
-        <w:t>the</w:t>
-      </w:r>
-      <w:proofErr w:type="spellEnd"/>
-      <w:r>
-        <w:rPr>
-          <w:rFonts w:ascii="Courier New" w:hAnsi="Courier New" w:cs="Courier New"/>
-          <w:szCs w:val="24"/>
-        </w:rPr>
-        <w:t xml:space="preserve"> </w:t>
-      </w:r>
-      <w:proofErr w:type="spellStart"/>
-      <w:r>
-        <w:rPr>
-          <w:rFonts w:ascii="Courier New" w:hAnsi="Courier New" w:cs="Courier New"/>
-          <w:szCs w:val="24"/>
-        </w:rPr>
-        <w:t>height</w:t>
-      </w:r>
-      <w:proofErr w:type="spellEnd"/>
-      <w:r>
-        <w:rPr>
-          <w:rFonts w:ascii="Courier New" w:hAnsi="Courier New" w:cs="Courier New"/>
-          <w:szCs w:val="24"/>
-        </w:rPr>
-        <w:t xml:space="preserve">: </w:t>
+      <w:r>
+        <w:rPr>
+          <w:rFonts w:ascii="Courier New" w:hAnsi="Courier New" w:cs="Courier New"/>
+          <w:szCs w:val="24"/>
+        </w:rPr>
+        <w:t xml:space="preserve">Please enter the height: </w:t>
       </w:r>
       <w:r>
         <w:rPr>
@@ -387,69 +277,12 @@
           <w:szCs w:val="24"/>
         </w:rPr>
       </w:pPr>
-      <w:proofErr w:type="spellStart"/>
-      <w:r>
-        <w:rPr>
-          <w:rFonts w:ascii="Courier New" w:hAnsi="Courier New" w:cs="Courier New"/>
-          <w:szCs w:val="24"/>
-        </w:rPr>
-        <w:t>Please</w:t>
-      </w:r>
-      <w:proofErr w:type="spellEnd"/>
-      <w:r>
-        <w:rPr>
-          <w:rFonts w:ascii="Courier New" w:hAnsi="Courier New" w:cs="Courier New"/>
-          <w:szCs w:val="24"/>
-        </w:rPr>
-        <w:t xml:space="preserve"> </w:t>
-      </w:r>
-      <w:proofErr w:type="spellStart"/>
-      <w:r>
-        <w:rPr>
-          <w:rFonts w:ascii="Courier New" w:hAnsi="Courier New" w:cs="Courier New"/>
-          <w:szCs w:val="24"/>
-        </w:rPr>
-        <w:t>enter</w:t>
-      </w:r>
-      <w:proofErr w:type="spellEnd"/>
-      <w:r>
-        <w:rPr>
-          <w:rFonts w:ascii="Courier New" w:hAnsi="Courier New" w:cs="Courier New"/>
-          <w:szCs w:val="24"/>
-        </w:rPr>
-        <w:t xml:space="preserve"> </w:t>
-      </w:r>
-      <w:proofErr w:type="spellStart"/>
-      <w:r>
-        <w:rPr>
-          <w:rFonts w:ascii="Courier New" w:hAnsi="Courier New" w:cs="Courier New"/>
-          <w:szCs w:val="24"/>
-        </w:rPr>
-        <w:t>the</w:t>
-      </w:r>
-      <w:proofErr w:type="spellEnd"/>
-      <w:r>
-        <w:rPr>
-          <w:rFonts w:ascii="Courier New" w:hAnsi="Courier New" w:cs="Courier New"/>
-          <w:szCs w:val="24"/>
-        </w:rPr>
-        <w:t xml:space="preserve"> </w:t>
-      </w:r>
-      <w:proofErr w:type="spellStart"/>
-      <w:r>
-        <w:rPr>
-          <w:rFonts w:ascii="Courier New" w:hAnsi="Courier New" w:cs="Courier New"/>
-          <w:szCs w:val="24"/>
-        </w:rPr>
-        <w:t>height</w:t>
-      </w:r>
-      <w:proofErr w:type="spellEnd"/>
-      <w:r>
-        <w:rPr>
-          <w:rFonts w:ascii="Courier New" w:hAnsi="Courier New" w:cs="Courier New"/>
-          <w:szCs w:val="24"/>
-        </w:rPr>
-        <w:t xml:space="preserve">: </w:t>
+      <w:r>
+        <w:rPr>
+          <w:rFonts w:ascii="Courier New" w:hAnsi="Courier New" w:cs="Courier New"/>
+          <w:szCs w:val="24"/>
+        </w:rPr>
+        <w:t xml:space="preserve">Please enter the height: </w:t>
       </w:r>
       <w:r>
         <w:rPr>
@@ -526,69 +359,12 @@
           <w:szCs w:val="24"/>
         </w:rPr>
       </w:pPr>
-      <w:proofErr w:type="spellStart"/>
-      <w:r>
-        <w:rPr>
-          <w:rFonts w:ascii="Courier New" w:hAnsi="Courier New" w:cs="Courier New"/>
-          <w:szCs w:val="24"/>
-        </w:rPr>
-        <w:t>Please</w:t>
-      </w:r>
-      <w:proofErr w:type="spellEnd"/>
-      <w:r>
-        <w:rPr>
-          <w:rFonts w:ascii="Courier New" w:hAnsi="Courier New" w:cs="Courier New"/>
-          <w:szCs w:val="24"/>
-        </w:rPr>
-        <w:t xml:space="preserve"> </w:t>
-      </w:r>
-      <w:proofErr w:type="spellStart"/>
-      <w:r>
-        <w:rPr>
-          <w:rFonts w:ascii="Courier New" w:hAnsi="Courier New" w:cs="Courier New"/>
-          <w:szCs w:val="24"/>
-        </w:rPr>
-        <w:t>enter</w:t>
-      </w:r>
-      <w:proofErr w:type="spellEnd"/>
-      <w:r>
-        <w:rPr>
-          <w:rFonts w:ascii="Courier New" w:hAnsi="Courier New" w:cs="Courier New"/>
-          <w:szCs w:val="24"/>
-        </w:rPr>
-        <w:t xml:space="preserve"> </w:t>
-      </w:r>
-      <w:proofErr w:type="spellStart"/>
-      <w:r>
-        <w:rPr>
-          <w:rFonts w:ascii="Courier New" w:hAnsi="Courier New" w:cs="Courier New"/>
-          <w:szCs w:val="24"/>
-        </w:rPr>
-        <w:t>the</w:t>
-      </w:r>
-      <w:proofErr w:type="spellEnd"/>
-      <w:r>
-        <w:rPr>
-          <w:rFonts w:ascii="Courier New" w:hAnsi="Courier New" w:cs="Courier New"/>
-          <w:szCs w:val="24"/>
-        </w:rPr>
-        <w:t xml:space="preserve"> </w:t>
-      </w:r>
-      <w:proofErr w:type="spellStart"/>
-      <w:r>
-        <w:rPr>
-          <w:rFonts w:ascii="Courier New" w:hAnsi="Courier New" w:cs="Courier New"/>
-          <w:szCs w:val="24"/>
-        </w:rPr>
-        <w:t>height</w:t>
-      </w:r>
-      <w:proofErr w:type="spellEnd"/>
-      <w:r>
-        <w:rPr>
-          <w:rFonts w:ascii="Courier New" w:hAnsi="Courier New" w:cs="Courier New"/>
-          <w:szCs w:val="24"/>
-        </w:rPr>
-        <w:t xml:space="preserve">: </w:t>
+      <w:r>
+        <w:rPr>
+          <w:rFonts w:ascii="Courier New" w:hAnsi="Courier New" w:cs="Courier New"/>
+          <w:szCs w:val="24"/>
+        </w:rPr>
+        <w:t xml:space="preserve">Please enter the height: </w:t>
       </w:r>
       <w:r>
         <w:rPr>
@@ -645,17 +421,8 @@
           <w:rFonts w:ascii="Courier New" w:hAnsi="Courier New" w:cs="Courier New"/>
           <w:szCs w:val="24"/>
         </w:rPr>
-        <w:t xml:space="preserve">      </w:t>
-      </w:r>
-      <w:proofErr w:type="spellStart"/>
-      <w:r>
-        <w:rPr>
-          <w:rFonts w:ascii="Courier New" w:hAnsi="Courier New" w:cs="Courier New"/>
-          <w:szCs w:val="24"/>
-        </w:rPr>
-        <w:t>xxQxx</w:t>
-      </w:r>
-      <w:proofErr w:type="spellEnd"/>
+        <w:t xml:space="preserve">      xxQxx</w:t>
+      </w:r>
     </w:p>
     <w:p>
       <w:pPr>
@@ -670,17 +437,8 @@
           <w:rFonts w:ascii="Courier New" w:hAnsi="Courier New" w:cs="Courier New"/>
           <w:szCs w:val="24"/>
         </w:rPr>
-        <w:t xml:space="preserve">     </w:t>
-      </w:r>
-      <w:proofErr w:type="spellStart"/>
-      <w:r>
-        <w:rPr>
-          <w:rFonts w:ascii="Courier New" w:hAnsi="Courier New" w:cs="Courier New"/>
-          <w:szCs w:val="24"/>
-        </w:rPr>
-        <w:t>xxxxQxx</w:t>
-      </w:r>
-      <w:proofErr w:type="spellEnd"/>
+        <w:t xml:space="preserve">     xxxxQxx</w:t>
+      </w:r>
     </w:p>
     <w:p>
       <w:pPr>
@@ -695,17 +453,8 @@
           <w:rFonts w:ascii="Courier New" w:hAnsi="Courier New" w:cs="Courier New"/>
           <w:szCs w:val="24"/>
         </w:rPr>
-        <w:t xml:space="preserve">    </w:t>
-      </w:r>
-      <w:proofErr w:type="spellStart"/>
-      <w:r>
-        <w:rPr>
-          <w:rFonts w:ascii="Courier New" w:hAnsi="Courier New" w:cs="Courier New"/>
-          <w:szCs w:val="24"/>
-        </w:rPr>
-        <w:t>xxxxQxxxx</w:t>
-      </w:r>
-      <w:proofErr w:type="spellEnd"/>
+        <w:t xml:space="preserve">    xxxxQxxxx</w:t>
+      </w:r>
     </w:p>
     <w:p>
       <w:pPr>
@@ -720,17 +469,8 @@
           <w:rFonts w:ascii="Courier New" w:hAnsi="Courier New" w:cs="Courier New"/>
           <w:szCs w:val="24"/>
         </w:rPr>
-        <w:t xml:space="preserve">   </w:t>
-      </w:r>
-      <w:proofErr w:type="spellStart"/>
-      <w:r>
-        <w:rPr>
-          <w:rFonts w:ascii="Courier New" w:hAnsi="Courier New" w:cs="Courier New"/>
-          <w:szCs w:val="24"/>
-        </w:rPr>
-        <w:t>xxQxxxxxxQx</w:t>
-      </w:r>
-      <w:proofErr w:type="spellEnd"/>
+        <w:t xml:space="preserve">   xxQxxxxxxQx</w:t>
+      </w:r>
     </w:p>
     <w:p>
       <w:pPr>
@@ -745,17 +485,8 @@
           <w:rFonts w:ascii="Courier New" w:hAnsi="Courier New" w:cs="Courier New"/>
           <w:szCs w:val="24"/>
         </w:rPr>
-        <w:t xml:space="preserve">  </w:t>
-      </w:r>
-      <w:proofErr w:type="spellStart"/>
-      <w:r>
-        <w:rPr>
-          <w:rFonts w:ascii="Courier New" w:hAnsi="Courier New" w:cs="Courier New"/>
-          <w:szCs w:val="24"/>
-        </w:rPr>
-        <w:t>xxxxxQxxxxxxQ</w:t>
-      </w:r>
-      <w:proofErr w:type="spellEnd"/>
+        <w:t xml:space="preserve">  xxxxxQxxxxxxQ</w:t>
+      </w:r>
     </w:p>
     <w:p>
       <w:pPr>
@@ -770,17 +501,8 @@
           <w:rFonts w:ascii="Courier New" w:hAnsi="Courier New" w:cs="Courier New"/>
           <w:szCs w:val="24"/>
         </w:rPr>
-        <w:t xml:space="preserve"> </w:t>
-      </w:r>
-      <w:proofErr w:type="spellStart"/>
-      <w:r>
-        <w:rPr>
-          <w:rFonts w:ascii="Courier New" w:hAnsi="Courier New" w:cs="Courier New"/>
-          <w:szCs w:val="24"/>
-        </w:rPr>
-        <w:t>xxxxxxQxxxxxxQx</w:t>
-      </w:r>
-      <w:proofErr w:type="spellEnd"/>
+        <w:t xml:space="preserve"> xxxxxxQxxxxxxQx</w:t>
+      </w:r>
     </w:p>
     <w:p>
       <w:pPr>
@@ -790,7 +512,6 @@
           <w:szCs w:val="24"/>
         </w:rPr>
       </w:pPr>
-      <w:proofErr w:type="spellStart"/>
       <w:r>
         <w:rPr>
           <w:rFonts w:ascii="Courier New" w:hAnsi="Courier New" w:cs="Courier New"/>
@@ -798,7 +519,6 @@
         </w:rPr>
         <w:t>xxxxxQxxxxxxQxxxx</w:t>
       </w:r>
-      <w:proofErr w:type="spellEnd"/>
     </w:p>
     <w:p>
       <w:pPr>
@@ -1017,18 +737,8 @@
               <w:sz w:val="28"/>
               <w:szCs w:val="28"/>
             </w:rPr>
-            <w:t xml:space="preserve">Christmas </w:t>
+            <w:t>Christmas Tree</w:t>
           </w:r>
-          <w:proofErr w:type="spellStart"/>
-          <w:r>
-            <w:rPr>
-              <w:rFonts w:ascii="Times New Roman" w:hAnsi="Times New Roman" w:cs="Times New Roman"/>
-              <w:sz w:val="28"/>
-              <w:szCs w:val="28"/>
-            </w:rPr>
-            <w:t>Tree</w:t>
-          </w:r>
-          <w:proofErr w:type="spellEnd"/>
           <w:r>
             <w:rPr>
               <w:rFonts w:ascii="Times New Roman" w:hAnsi="Times New Roman" w:cs="Times New Roman"/>
